--- a/All_Books/09 THOUSAND LIVES/Word vervion/THOUSAND_LIVES_ko_A6.docx
+++ b/All_Books/09 THOUSAND LIVES/Word vervion/THOUSAND_LIVES_ko_A6.docx
@@ -4952,7 +4952,6 @@
           <w:szCs w:val="32"/>
         </w:rPr>
       </w:pPr>
-      <w:bookmarkStart w:id="0" w:name="_GoBack"/>
       <w:r>
         <w:rPr>
           <w:rFonts w:ascii="Malgun Gothic" w:eastAsia="Malgun Gothic" w:hAnsi="Malgun Gothic" w:cs="Malgun Gothic" w:hint="eastAsia"/>
@@ -6107,7 +6106,6 @@
         <w:t>.</w:t>
       </w:r>
     </w:p>
-    <w:bookmarkEnd w:id="0"/>
     <w:p>
       <w:pPr>
         <w:pStyle w:val="NormalWeb"/>
@@ -9437,7 +9435,16 @@
           <w:sz w:val="32"/>
           <w:szCs w:val="32"/>
         </w:rPr>
-        <w:t>그 대답을 듣고, 저는 그가 평범한 공명심을 가진 사람이 아니라는 것을 알았습니다. 그는 자신의 재능에 걸맞은 ‘주인’을 기다리고 있었습니다. 저는 입을 열었습니다. “선생께서는 ‘시기가 오지 않았다’고 말씀하시지만, 과연 선생께서 ‘시기가 올’ 때까지 기다리실 수 있겠습니까? 아니면, 선생께서 직접 ‘시기’를 만드시려는 것입니까?”</w:t>
+        <w:t xml:space="preserve">그 대답을 듣고, 저는 그가 평범한 공명심을 가진 사람이 아니라는 것을 알았습니다. 그는 자신의 재능에 </w:t>
+      </w:r>
+      <w:r>
+        <w:rPr>
+          <w:rFonts w:ascii="Yu Gothic" w:eastAsia="Yu Gothic" w:hAnsi="Yu Gothic" w:cs="Yu Gothic" w:hint="eastAsia"/>
+          <w:sz w:val="32"/>
+          <w:szCs w:val="32"/>
+        </w:rPr>
+        <w:lastRenderedPageBreak/>
+        <w:t>걸맞은 ‘주인’을 기다리고 있었습니다. 저는 입을 열었습니다. “선생께서는 ‘시기가 오지 않았다’고 말씀하시지만, 과연 선생께서 ‘시기가 올’ 때까지 기다리실 수 있겠습니까? 아니면, 선생께서 직접 ‘시기’를 만드시려는 것입니까?”</w:t>
       </w:r>
     </w:p>
     <w:p>
@@ -22022,7 +22029,23 @@
           <w:szCs w:val="32"/>
         </w:rPr>
         <w:lastRenderedPageBreak/>
-        <w:t>명령도, 전술도 없이, 이강은 말不成声의 포효를 내질렀습니다. 그것은 모든 것을 잃은 한 남자의 모든 고통과 증오를 담은 외침이었습니다. 그는 더 이상 적군이나 전장을 보지 않았고, 그의 가족을 빼앗아간 유령들만을 보았습니다. 손에 도끼를 들고 몽골군의 정예 진형으로 돌진한 그는, 마치 사냥꾼에게 미친 듯이 공격하는 부상당한 짐승과 같았습니다.</w:t>
+        <w:t xml:space="preserve">명령도, 전술도 없이, 이강은 </w:t>
+      </w:r>
+      <w:r>
+        <w:rPr>
+          <w:rFonts w:ascii="Malgun Gothic" w:eastAsia="Malgun Gothic" w:hAnsi="Malgun Gothic" w:cs="Malgun Gothic" w:hint="eastAsia"/>
+          <w:sz w:val="32"/>
+          <w:szCs w:val="32"/>
+        </w:rPr>
+        <w:t>비통한</w:t>
+      </w:r>
+      <w:r>
+        <w:rPr>
+          <w:rFonts w:ascii="Yu Gothic" w:eastAsia="Yu Gothic" w:hAnsi="Yu Gothic" w:cs="Yu Gothic" w:hint="eastAsia"/>
+          <w:sz w:val="32"/>
+          <w:szCs w:val="32"/>
+        </w:rPr>
+        <w:t>의 포효를 내질렀습니다. 그것은 모든 것을 잃은 한 남자의 모든 고통과 증오를 담은 외침이었습니다. 그는 더 이상 적군이나 전장을 보지 않았고, 그의 가족을 빼앗아간 유령들만을 보았습니다. 손에 도끼를 들고 몽골군의 정예 진형으로 돌진한 그는, 마치 사냥꾼에게 미친 듯이 공격하는 부상당한 짐승과 같았습니다.</w:t>
       </w:r>
     </w:p>
     <w:p>
@@ -25887,8 +25910,18 @@
           <w:szCs w:val="32"/>
         </w:rPr>
         <w:lastRenderedPageBreak/>
-        <w:t>바로 이 절망적인 곳에서 전례 없는 희망을 보았기에, 아주 높은 공간 차원의 무수한 생명들이 그들이 감히 생각지도 못했던 일을 했습니다. 그들은 서로 다투어, 인간 세상에 내려오게 해달라고 간절히 빌었습니다. 왜냐하면 그들은, 사람이 될 수 있다면, 스스로 수련에 들어갈 기회를 얻고, 자신뿐만 아니라 자신이 대표하는 무수한 중생들까지도 구도될 수 있다는 것을 알았기 때문입니다..</w:t>
-      </w:r>
+        <w:t>바로 이 절망적인 곳에서 전례 없는 희망을 보았기에, 아주 높은 공간 차원의 무수한 생명들이 그들이 감히 생각지도 못했던 일을 했습니다. 그들은 서로 다투어, 인간 세상에 내려오게 해달라고 간절히 빌었습니다. 왜냐하면 그들은, 사람이 될 수 있다면, 스스로 수련에 들어갈 기회를 얻고, 자신뿐만 아니라 자신이 대표하는 무수한 중생들까지도 구도될 수 있다는 것을 알았기 때문입니다</w:t>
+      </w:r>
+      <w:r>
+        <w:rPr>
+          <w:rFonts w:ascii="Yu Gothic" w:eastAsia="Yu Gothic" w:hAnsi="Yu Gothic" w:cs="Yu Gothic" w:hint="eastAsia"/>
+          <w:sz w:val="32"/>
+          <w:szCs w:val="32"/>
+        </w:rPr>
+        <w:t>.</w:t>
+      </w:r>
+      <w:bookmarkStart w:id="0" w:name="_GoBack"/>
+      <w:bookmarkEnd w:id="0"/>
     </w:p>
     <w:p>
       <w:pPr>
@@ -27199,7 +27232,7 @@
       <w:pPr>
         <w:pStyle w:val="NormalWeb"/>
         <w:rPr>
-          <w:rFonts w:ascii="Yu Gothic" w:eastAsia="Yu Gothic" w:hAnsi="Yu Gothic" w:cs="Yu Gothic"/>
+          <w:rFonts w:ascii="Yu Gothic" w:eastAsiaTheme="minorEastAsia" w:hAnsi="Yu Gothic" w:cs="Yu Gothic"/>
           <w:sz w:val="32"/>
           <w:szCs w:val="32"/>
         </w:rPr>
@@ -27213,6 +27246,82 @@
         <w:lastRenderedPageBreak/>
         <w:t>– 천 개의 삶 (Thousand Lives) → 바로 이 책입니다</w:t>
       </w:r>
+    </w:p>
+    <w:p>
+      <w:pPr>
+        <w:pStyle w:val="NormalWeb"/>
+        <w:rPr>
+          <w:rFonts w:ascii="Yu Gothic" w:eastAsiaTheme="minorEastAsia" w:hAnsi="Yu Gothic" w:cs="Yu Gothic"/>
+          <w:sz w:val="32"/>
+          <w:szCs w:val="32"/>
+        </w:rPr>
+      </w:pPr>
+      <w:r>
+        <w:rPr>
+          <w:rFonts w:ascii="Yu Gothic" w:eastAsiaTheme="minorEastAsia" w:hAnsi="Yu Gothic" w:cs="Yu Gothic"/>
+          <w:sz w:val="32"/>
+          <w:szCs w:val="32"/>
+        </w:rPr>
+        <w:t xml:space="preserve">– </w:t>
+      </w:r>
+      <w:r>
+        <w:rPr>
+          <w:rFonts w:ascii="Malgun Gothic" w:eastAsia="Malgun Gothic" w:hAnsi="Malgun Gothic" w:cs="Malgun Gothic" w:hint="eastAsia"/>
+          <w:sz w:val="32"/>
+          <w:szCs w:val="32"/>
+        </w:rPr>
+        <w:t>빅뱅</w:t>
+      </w:r>
+      <w:r>
+        <w:rPr>
+          <w:rFonts w:ascii="Yu Gothic" w:eastAsiaTheme="minorEastAsia" w:hAnsi="Yu Gothic" w:cs="Yu Gothic"/>
+          <w:sz w:val="32"/>
+          <w:szCs w:val="32"/>
+        </w:rPr>
+        <w:t xml:space="preserve"> </w:t>
+      </w:r>
+      <w:r>
+        <w:rPr>
+          <w:rFonts w:ascii="Malgun Gothic" w:eastAsia="Malgun Gothic" w:hAnsi="Malgun Gothic" w:cs="Malgun Gothic" w:hint="eastAsia"/>
+          <w:sz w:val="32"/>
+          <w:szCs w:val="32"/>
+        </w:rPr>
+        <w:t>너머의</w:t>
+      </w:r>
+      <w:r>
+        <w:rPr>
+          <w:rFonts w:ascii="Yu Gothic" w:eastAsiaTheme="minorEastAsia" w:hAnsi="Yu Gothic" w:cs="Yu Gothic"/>
+          <w:sz w:val="32"/>
+          <w:szCs w:val="32"/>
+        </w:rPr>
+        <w:t xml:space="preserve"> </w:t>
+      </w:r>
+      <w:r>
+        <w:rPr>
+          <w:rFonts w:ascii="Malgun Gothic" w:eastAsia="Malgun Gothic" w:hAnsi="Malgun Gothic" w:cs="Malgun Gothic" w:hint="eastAsia"/>
+          <w:sz w:val="32"/>
+          <w:szCs w:val="32"/>
+        </w:rPr>
+        <w:t>우주</w:t>
+      </w:r>
+      <w:r>
+        <w:rPr>
+          <w:rFonts w:ascii="Yu Gothic" w:eastAsiaTheme="minorEastAsia" w:hAnsi="Yu Gothic" w:cs="Yu Gothic"/>
+          <w:sz w:val="32"/>
+          <w:szCs w:val="32"/>
+        </w:rPr>
+        <w:t xml:space="preserve"> (The Universe Beyond The Big Bang)</w:t>
+      </w:r>
+    </w:p>
+    <w:p>
+      <w:pPr>
+        <w:pStyle w:val="NormalWeb"/>
+        <w:rPr>
+          <w:rFonts w:ascii="Yu Gothic" w:eastAsiaTheme="minorEastAsia" w:hAnsi="Yu Gothic" w:cs="Yu Gothic" w:hint="eastAsia"/>
+          <w:sz w:val="32"/>
+          <w:szCs w:val="32"/>
+        </w:rPr>
+      </w:pPr>
     </w:p>
     <w:p>
       <w:pPr>
@@ -27389,7 +27498,7 @@
             <w:sz w:val="24"/>
             <w:szCs w:val="24"/>
           </w:rPr>
-          <w:t>151</w:t>
+          <w:t>720</w:t>
         </w:r>
         <w:r>
           <w:rPr>
